--- a/zava-identity-market-analysis-2026.docx
+++ b/zava-identity-market-analysis-2026.docx
@@ -27,7 +27,7 @@
         <w:t xml:space="preserve">Author: </w:t>
       </w:r>
       <w:r>
-        <w:t>Zava Research Team</w:t>
+        <w:t>Contoso Research Team</w:t>
       </w:r>
     </w:p>
     <w:p>
@@ -285,7 +285,7 @@
     </w:p>
     <w:p>
       <w:r>
-        <w:t>This analysis is based on publicly available pricing pages, vendor briefings, and anonymized customer survey data collected by Zava Research between January and April 2026.</w:t>
+        <w:t>This analysis is based on publicly available pricing pages, vendor briefings, and anonymized customer survey data collected by Contoso Research between January and April 2026.</w:t>
       </w:r>
     </w:p>
     <w:p>
@@ -293,7 +293,7 @@
         <w:rPr>
           <w:i/>
         </w:rPr>
-        <w:t>© 2026 Zava Research. All rights reserved.</w:t>
+        <w:t>© 2026 Contoso Research. All rights reserved.</w:t>
       </w:r>
     </w:p>
     <w:sectPr>
